--- a/A+  Peripherals and Power Supply/DAY5.docx
+++ b/A+  Peripherals and Power Supply/DAY5.docx
@@ -90,6 +90,359 @@
     </w:p>
     <w:p>
       <w:pPr>
+        <w:pStyle w:val="Heading2"/>
+        <w:rPr>
+          <w:sz w:val="32"/>
+        </w:rPr>
+      </w:pPr>
+      <w:proofErr w:type="gramStart"/>
+      <w:r>
+        <w:rPr>
+          <w:sz w:val="32"/>
+        </w:rPr>
+        <w:t xml:space="preserve">3 </w:t>
+      </w:r>
+      <w:r>
+        <w:rPr>
+          <w:sz w:val="32"/>
+        </w:rPr>
+        <w:t>:</w:t>
+      </w:r>
+      <w:proofErr w:type="gramEnd"/>
+      <w:r>
+        <w:rPr>
+          <w:sz w:val="32"/>
+        </w:rPr>
+        <w:t xml:space="preserve"> Change Desktop Wallpaper and System Language</w:t>
+      </w:r>
+    </w:p>
+    <w:p>
+      <w:pPr>
+        <w:pStyle w:val="w6asjqtextbase"/>
+        <w:spacing w:line="360" w:lineRule="auto"/>
+        <w:rPr>
+          <w:b/>
+        </w:rPr>
+      </w:pPr>
+      <w:r>
+        <w:rPr>
+          <w:rStyle w:val="w6asjqtextbase1"/>
+          <w:b/>
+        </w:rPr>
+        <w:t>1. Change Desktop Wallpaper (Windows 10/11)</w:t>
+      </w:r>
+    </w:p>
+    <w:p>
+      <w:pPr>
+        <w:pStyle w:val="w6asjqtextbase"/>
+        <w:numPr>
+          <w:ilvl w:val="0"/>
+          <w:numId w:val="2"/>
+        </w:numPr>
+        <w:spacing w:line="360" w:lineRule="auto"/>
+      </w:pPr>
+      <w:r>
+        <w:t>Right-click on the desktop.</w:t>
+      </w:r>
+    </w:p>
+    <w:p>
+      <w:pPr>
+        <w:pStyle w:val="w6asjqtextbase"/>
+        <w:numPr>
+          <w:ilvl w:val="0"/>
+          <w:numId w:val="2"/>
+        </w:numPr>
+        <w:spacing w:line="360" w:lineRule="auto"/>
+      </w:pPr>
+      <w:r>
+        <w:t xml:space="preserve">Select </w:t>
+      </w:r>
+      <w:r>
+        <w:rPr>
+          <w:rStyle w:val="w6asjqtextbase1"/>
+        </w:rPr>
+        <w:t>Personalize</w:t>
+      </w:r>
+      <w:r>
+        <w:t>.</w:t>
+      </w:r>
+    </w:p>
+    <w:p>
+      <w:pPr>
+        <w:pStyle w:val="w6asjqtextbase"/>
+        <w:numPr>
+          <w:ilvl w:val="0"/>
+          <w:numId w:val="2"/>
+        </w:numPr>
+        <w:spacing w:line="360" w:lineRule="auto"/>
+      </w:pPr>
+      <w:r>
+        <w:t xml:space="preserve">Click on </w:t>
+      </w:r>
+      <w:r>
+        <w:rPr>
+          <w:rStyle w:val="w6asjqtextbase1"/>
+        </w:rPr>
+        <w:t>Background</w:t>
+      </w:r>
+      <w:r>
+        <w:t>.</w:t>
+      </w:r>
+    </w:p>
+    <w:p>
+      <w:pPr>
+        <w:pStyle w:val="w6asjqtextbase"/>
+        <w:numPr>
+          <w:ilvl w:val="0"/>
+          <w:numId w:val="2"/>
+        </w:numPr>
+        <w:spacing w:line="360" w:lineRule="auto"/>
+      </w:pPr>
+      <w:r>
+        <w:t>Choose a picture for the desktop wallpaper.</w:t>
+      </w:r>
+    </w:p>
+    <w:p>
+      <w:pPr>
+        <w:pStyle w:val="w6asjqtextbase"/>
+        <w:numPr>
+          <w:ilvl w:val="0"/>
+          <w:numId w:val="2"/>
+        </w:numPr>
+        <w:spacing w:line="360" w:lineRule="auto"/>
+      </w:pPr>
+      <w:r>
+        <w:t>The wallpaper will change automatically.</w:t>
+      </w:r>
+    </w:p>
+    <w:p>
+      <w:pPr>
+        <w:pStyle w:val="w6asjqtextbase"/>
+        <w:spacing w:line="360" w:lineRule="auto"/>
+        <w:rPr>
+          <w:b/>
+        </w:rPr>
+      </w:pPr>
+      <w:r>
+        <w:rPr>
+          <w:rStyle w:val="w6asjqtextbase1"/>
+          <w:b/>
+        </w:rPr>
+        <w:t>2. Change System Language to Hindi or Gujarati</w:t>
+      </w:r>
+    </w:p>
+    <w:p>
+      <w:pPr>
+        <w:pStyle w:val="w6asjqtextbase"/>
+        <w:numPr>
+          <w:ilvl w:val="0"/>
+          <w:numId w:val="3"/>
+        </w:numPr>
+        <w:spacing w:line="360" w:lineRule="auto"/>
+      </w:pPr>
+      <w:r>
+        <w:t xml:space="preserve">Open </w:t>
+      </w:r>
+      <w:r>
+        <w:rPr>
+          <w:rStyle w:val="w6asjqtextbase1"/>
+        </w:rPr>
+        <w:t>Settings</w:t>
+      </w:r>
+      <w:r>
+        <w:t>.</w:t>
+      </w:r>
+    </w:p>
+    <w:p>
+      <w:pPr>
+        <w:pStyle w:val="w6asjqtextbase"/>
+        <w:numPr>
+          <w:ilvl w:val="0"/>
+          <w:numId w:val="3"/>
+        </w:numPr>
+        <w:spacing w:line="360" w:lineRule="auto"/>
+      </w:pPr>
+      <w:r>
+        <w:t xml:space="preserve">Click on </w:t>
+      </w:r>
+      <w:r>
+        <w:rPr>
+          <w:rStyle w:val="w6asjqtextbase1"/>
+        </w:rPr>
+        <w:t>Time &amp; Language</w:t>
+      </w:r>
+      <w:r>
+        <w:t>.</w:t>
+      </w:r>
+    </w:p>
+    <w:p>
+      <w:pPr>
+        <w:pStyle w:val="w6asjqtextbase"/>
+        <w:numPr>
+          <w:ilvl w:val="0"/>
+          <w:numId w:val="3"/>
+        </w:numPr>
+        <w:spacing w:line="360" w:lineRule="auto"/>
+      </w:pPr>
+      <w:r>
+        <w:t xml:space="preserve">Select </w:t>
+      </w:r>
+      <w:r>
+        <w:rPr>
+          <w:rStyle w:val="w6asjqtextbase1"/>
+        </w:rPr>
+        <w:t>Language &amp; Region</w:t>
+      </w:r>
+      <w:r>
+        <w:t>.</w:t>
+      </w:r>
+    </w:p>
+    <w:p>
+      <w:pPr>
+        <w:pStyle w:val="w6asjqtextbase"/>
+        <w:numPr>
+          <w:ilvl w:val="0"/>
+          <w:numId w:val="3"/>
+        </w:numPr>
+        <w:spacing w:line="360" w:lineRule="auto"/>
+      </w:pPr>
+      <w:r>
+        <w:lastRenderedPageBreak/>
+        <w:t xml:space="preserve">Click on </w:t>
+      </w:r>
+      <w:r>
+        <w:rPr>
+          <w:rStyle w:val="w6asjqtextbase1"/>
+        </w:rPr>
+        <w:t>Add a language</w:t>
+      </w:r>
+      <w:r>
+        <w:t>.</w:t>
+      </w:r>
+    </w:p>
+    <w:p>
+      <w:pPr>
+        <w:pStyle w:val="w6asjqtextbase"/>
+        <w:numPr>
+          <w:ilvl w:val="0"/>
+          <w:numId w:val="3"/>
+        </w:numPr>
+        <w:spacing w:line="360" w:lineRule="auto"/>
+      </w:pPr>
+      <w:r>
+        <w:t xml:space="preserve">Search for </w:t>
+      </w:r>
+      <w:r>
+        <w:rPr>
+          <w:rStyle w:val="w6asjqtextbase1"/>
+        </w:rPr>
+        <w:t>Hindi</w:t>
+      </w:r>
+      <w:r>
+        <w:t xml:space="preserve"> or </w:t>
+      </w:r>
+      <w:r>
+        <w:rPr>
+          <w:rStyle w:val="w6asjqtextbase1"/>
+        </w:rPr>
+        <w:t>Gujarati</w:t>
+      </w:r>
+      <w:r>
+        <w:t>.</w:t>
+      </w:r>
+    </w:p>
+    <w:p>
+      <w:pPr>
+        <w:pStyle w:val="w6asjqtextbase"/>
+        <w:numPr>
+          <w:ilvl w:val="0"/>
+          <w:numId w:val="3"/>
+        </w:numPr>
+        <w:spacing w:line="360" w:lineRule="auto"/>
+      </w:pPr>
+      <w:r>
+        <w:t xml:space="preserve">Select the language and click </w:t>
+      </w:r>
+      <w:proofErr w:type="gramStart"/>
+      <w:r>
+        <w:rPr>
+          <w:rStyle w:val="w6asjqtextbase1"/>
+        </w:rPr>
+        <w:t>Next</w:t>
+      </w:r>
+      <w:proofErr w:type="gramEnd"/>
+      <w:r>
+        <w:t>.</w:t>
+      </w:r>
+    </w:p>
+    <w:p>
+      <w:pPr>
+        <w:pStyle w:val="w6asjqtextbase"/>
+        <w:numPr>
+          <w:ilvl w:val="0"/>
+          <w:numId w:val="3"/>
+        </w:numPr>
+        <w:spacing w:line="360" w:lineRule="auto"/>
+      </w:pPr>
+      <w:r>
+        <w:t xml:space="preserve">Click </w:t>
+      </w:r>
+      <w:r>
+        <w:rPr>
+          <w:rStyle w:val="w6asjqtextbase1"/>
+        </w:rPr>
+        <w:t>Install</w:t>
+      </w:r>
+      <w:r>
+        <w:t>.</w:t>
+      </w:r>
+    </w:p>
+    <w:p>
+      <w:pPr>
+        <w:pStyle w:val="w6asjqtextbase"/>
+        <w:numPr>
+          <w:ilvl w:val="0"/>
+          <w:numId w:val="3"/>
+        </w:numPr>
+        <w:spacing w:line="360" w:lineRule="auto"/>
+      </w:pPr>
+      <w:r>
+        <w:t xml:space="preserve">Select the language under </w:t>
+      </w:r>
+      <w:r>
+        <w:rPr>
+          <w:rStyle w:val="w6asjqtextbase1"/>
+        </w:rPr>
+        <w:t>Windows display language</w:t>
+      </w:r>
+      <w:r>
+        <w:t>.</w:t>
+      </w:r>
+    </w:p>
+    <w:p>
+      <w:pPr>
+        <w:pStyle w:val="w6asjqtextbase"/>
+        <w:numPr>
+          <w:ilvl w:val="0"/>
+          <w:numId w:val="3"/>
+        </w:numPr>
+        <w:spacing w:line="360" w:lineRule="auto"/>
+      </w:pPr>
+      <w:r>
+        <w:t>Sign out and sign in again if required.</w:t>
+      </w:r>
+    </w:p>
+    <w:p>
+      <w:pPr>
+        <w:rPr>
+          <w:rFonts w:ascii="Times New Roman" w:hAnsi="Times New Roman" w:cs="Times New Roman"/>
+          <w:b/>
+          <w:sz w:val="32"/>
+        </w:rPr>
+      </w:pPr>
+    </w:p>
+    <w:p>
+      <w:pPr>
         <w:spacing w:before="100" w:beforeAutospacing="1" w:after="100" w:afterAutospacing="1" w:line="240" w:lineRule="auto"/>
         <w:outlineLvl w:val="1"/>
         <w:rPr>
@@ -100,6 +453,7 @@
           <w:szCs w:val="36"/>
         </w:rPr>
       </w:pPr>
+      <w:proofErr w:type="gramStart"/>
       <w:r>
         <w:rPr>
           <w:rFonts w:ascii="Times New Roman" w:eastAsia="Times New Roman" w:hAnsi="Times New Roman" w:cs="Times New Roman"/>
@@ -108,7 +462,7 @@
           <w:sz w:val="32"/>
           <w:szCs w:val="36"/>
         </w:rPr>
-        <w:t xml:space="preserve">4 : Windows 10 Installation </w:t>
+        <w:t xml:space="preserve">5 </w:t>
       </w:r>
       <w:r>
         <w:rPr>
@@ -118,8 +472,9 @@
           <w:sz w:val="32"/>
           <w:szCs w:val="36"/>
         </w:rPr>
-        <w:t>–</w:t>
-      </w:r>
+        <w:t>:</w:t>
+      </w:r>
+      <w:proofErr w:type="gramEnd"/>
       <w:r>
         <w:rPr>
           <w:rFonts w:ascii="Times New Roman" w:eastAsia="Times New Roman" w:hAnsi="Times New Roman" w:cs="Times New Roman"/>
@@ -128,10 +483,28 @@
           <w:sz w:val="32"/>
           <w:szCs w:val="36"/>
         </w:rPr>
+        <w:t xml:space="preserve"> Windows 10 Installation </w:t>
+      </w:r>
+      <w:r>
+        <w:rPr>
+          <w:rFonts w:ascii="Times New Roman" w:eastAsia="Times New Roman" w:hAnsi="Times New Roman" w:cs="Times New Roman"/>
+          <w:b/>
+          <w:bCs/>
+          <w:sz w:val="32"/>
+          <w:szCs w:val="36"/>
+        </w:rPr>
+        <w:t>–</w:t>
+      </w:r>
+      <w:r>
+        <w:rPr>
+          <w:rFonts w:ascii="Times New Roman" w:eastAsia="Times New Roman" w:hAnsi="Times New Roman" w:cs="Times New Roman"/>
+          <w:b/>
+          <w:bCs/>
+          <w:sz w:val="32"/>
+          <w:szCs w:val="36"/>
+        </w:rPr>
         <w:t xml:space="preserve"> Steps</w:t>
       </w:r>
-      <w:bookmarkStart w:id="0" w:name="_GoBack"/>
-      <w:bookmarkEnd w:id="0"/>
     </w:p>
     <w:p>
       <w:pPr>
@@ -595,7 +968,6 @@
           <w:sz w:val="24"/>
           <w:szCs w:val="24"/>
         </w:rPr>
-        <w:lastRenderedPageBreak/>
         <w:t>Final Check:</w:t>
       </w:r>
       <w:r>
@@ -732,33 +1104,8 @@
           <w:sz w:val="32"/>
         </w:rPr>
       </w:pPr>
-    </w:p>
-    <w:p>
-      <w:pPr>
-        <w:rPr>
-          <w:rFonts w:ascii="Times New Roman" w:hAnsi="Times New Roman" w:cs="Times New Roman"/>
-          <w:b/>
-          <w:sz w:val="32"/>
-        </w:rPr>
-      </w:pPr>
-    </w:p>
-    <w:p>
-      <w:pPr>
-        <w:rPr>
-          <w:rFonts w:ascii="Times New Roman" w:hAnsi="Times New Roman" w:cs="Times New Roman"/>
-          <w:b/>
-          <w:sz w:val="32"/>
-        </w:rPr>
-      </w:pPr>
-    </w:p>
-    <w:p>
-      <w:pPr>
-        <w:rPr>
-          <w:rFonts w:ascii="Times New Roman" w:hAnsi="Times New Roman" w:cs="Times New Roman"/>
-          <w:b/>
-          <w:sz w:val="32"/>
-        </w:rPr>
-      </w:pPr>
+      <w:bookmarkStart w:id="0" w:name="_GoBack"/>
+      <w:bookmarkEnd w:id="0"/>
     </w:p>
     <w:sectPr>
       <w:pgSz w:w="12240" w:h="15840"/>
@@ -773,6 +1120,119 @@
 <file path=word/numbering.xml><?xml version="1.0" encoding="utf-8"?>
 <w:numbering xmlns:wpc="http://schemas.microsoft.com/office/word/2010/wordprocessingCanvas" xmlns:mc="http://schemas.openxmlformats.org/markup-compatibility/2006" xmlns:o="urn:schemas-microsoft-com:office:office" xmlns:r="http://schemas.openxmlformats.org/officeDocument/2006/relationships" xmlns:m="http://schemas.openxmlformats.org/officeDocument/2006/math" xmlns:v="urn:schemas-microsoft-com:vml" xmlns:wp14="http://schemas.microsoft.com/office/word/2010/wordprocessingDrawing" xmlns:wp="http://schemas.openxmlformats.org/drawingml/2006/wordprocessingDrawing" xmlns:w10="urn:schemas-microsoft-com:office:word" xmlns:w="http://schemas.openxmlformats.org/wordprocessingml/2006/main" xmlns:w14="http://schemas.microsoft.com/office/word/2010/wordml" xmlns:wpg="http://schemas.microsoft.com/office/word/2010/wordprocessingGroup" xmlns:wpi="http://schemas.microsoft.com/office/word/2010/wordprocessingInk" xmlns:wne="http://schemas.microsoft.com/office/word/2006/wordml" xmlns:wps="http://schemas.microsoft.com/office/word/2010/wordprocessingShape" mc:Ignorable="w14 wp14">
   <w:abstractNum w:abstractNumId="0">
+    <w:nsid w:val="043354C8"/>
+    <w:multiLevelType w:val="multilevel"/>
+    <w:tmpl w:val="6FFCA8B6"/>
+    <w:lvl w:ilvl="0">
+      <w:start w:val="1"/>
+      <w:numFmt w:val="decimal"/>
+      <w:lvlText w:val="%1."/>
+      <w:lvlJc w:val="left"/>
+      <w:pPr>
+        <w:tabs>
+          <w:tab w:val="num" w:pos="720"/>
+        </w:tabs>
+        <w:ind w:left="720" w:hanging="360"/>
+      </w:pPr>
+    </w:lvl>
+    <w:lvl w:ilvl="1" w:tentative="1">
+      <w:start w:val="1"/>
+      <w:numFmt w:val="decimal"/>
+      <w:lvlText w:val="%2."/>
+      <w:lvlJc w:val="left"/>
+      <w:pPr>
+        <w:tabs>
+          <w:tab w:val="num" w:pos="1440"/>
+        </w:tabs>
+        <w:ind w:left="1440" w:hanging="360"/>
+      </w:pPr>
+    </w:lvl>
+    <w:lvl w:ilvl="2" w:tentative="1">
+      <w:start w:val="1"/>
+      <w:numFmt w:val="decimal"/>
+      <w:lvlText w:val="%3."/>
+      <w:lvlJc w:val="left"/>
+      <w:pPr>
+        <w:tabs>
+          <w:tab w:val="num" w:pos="2160"/>
+        </w:tabs>
+        <w:ind w:left="2160" w:hanging="360"/>
+      </w:pPr>
+    </w:lvl>
+    <w:lvl w:ilvl="3" w:tentative="1">
+      <w:start w:val="1"/>
+      <w:numFmt w:val="decimal"/>
+      <w:lvlText w:val="%4."/>
+      <w:lvlJc w:val="left"/>
+      <w:pPr>
+        <w:tabs>
+          <w:tab w:val="num" w:pos="2880"/>
+        </w:tabs>
+        <w:ind w:left="2880" w:hanging="360"/>
+      </w:pPr>
+    </w:lvl>
+    <w:lvl w:ilvl="4" w:tentative="1">
+      <w:start w:val="1"/>
+      <w:numFmt w:val="decimal"/>
+      <w:lvlText w:val="%5."/>
+      <w:lvlJc w:val="left"/>
+      <w:pPr>
+        <w:tabs>
+          <w:tab w:val="num" w:pos="3600"/>
+        </w:tabs>
+        <w:ind w:left="3600" w:hanging="360"/>
+      </w:pPr>
+    </w:lvl>
+    <w:lvl w:ilvl="5" w:tentative="1">
+      <w:start w:val="1"/>
+      <w:numFmt w:val="decimal"/>
+      <w:lvlText w:val="%6."/>
+      <w:lvlJc w:val="left"/>
+      <w:pPr>
+        <w:tabs>
+          <w:tab w:val="num" w:pos="4320"/>
+        </w:tabs>
+        <w:ind w:left="4320" w:hanging="360"/>
+      </w:pPr>
+    </w:lvl>
+    <w:lvl w:ilvl="6" w:tentative="1">
+      <w:start w:val="1"/>
+      <w:numFmt w:val="decimal"/>
+      <w:lvlText w:val="%7."/>
+      <w:lvlJc w:val="left"/>
+      <w:pPr>
+        <w:tabs>
+          <w:tab w:val="num" w:pos="5040"/>
+        </w:tabs>
+        <w:ind w:left="5040" w:hanging="360"/>
+      </w:pPr>
+    </w:lvl>
+    <w:lvl w:ilvl="7" w:tentative="1">
+      <w:start w:val="1"/>
+      <w:numFmt w:val="decimal"/>
+      <w:lvlText w:val="%8."/>
+      <w:lvlJc w:val="left"/>
+      <w:pPr>
+        <w:tabs>
+          <w:tab w:val="num" w:pos="5760"/>
+        </w:tabs>
+        <w:ind w:left="5760" w:hanging="360"/>
+      </w:pPr>
+    </w:lvl>
+    <w:lvl w:ilvl="8" w:tentative="1">
+      <w:start w:val="1"/>
+      <w:numFmt w:val="decimal"/>
+      <w:lvlText w:val="%9."/>
+      <w:lvlJc w:val="left"/>
+      <w:pPr>
+        <w:tabs>
+          <w:tab w:val="num" w:pos="6480"/>
+        </w:tabs>
+        <w:ind w:left="6480" w:hanging="360"/>
+      </w:pPr>
+    </w:lvl>
+  </w:abstractNum>
+  <w:abstractNum w:abstractNumId="1">
     <w:nsid w:val="0C030AA3"/>
     <w:multiLevelType w:val="multilevel"/>
     <w:tmpl w:val="902EA1BC"/>
@@ -783,6 +1243,119 @@
       <w:lvlJc w:val="left"/>
       <w:pPr>
         <w:tabs>
+          <w:tab w:val="num" w:pos="630"/>
+        </w:tabs>
+        <w:ind w:left="630" w:hanging="360"/>
+      </w:pPr>
+    </w:lvl>
+    <w:lvl w:ilvl="1" w:tentative="1">
+      <w:start w:val="1"/>
+      <w:numFmt w:val="decimal"/>
+      <w:lvlText w:val="%2."/>
+      <w:lvlJc w:val="left"/>
+      <w:pPr>
+        <w:tabs>
+          <w:tab w:val="num" w:pos="1350"/>
+        </w:tabs>
+        <w:ind w:left="1350" w:hanging="360"/>
+      </w:pPr>
+    </w:lvl>
+    <w:lvl w:ilvl="2" w:tentative="1">
+      <w:start w:val="1"/>
+      <w:numFmt w:val="decimal"/>
+      <w:lvlText w:val="%3."/>
+      <w:lvlJc w:val="left"/>
+      <w:pPr>
+        <w:tabs>
+          <w:tab w:val="num" w:pos="2070"/>
+        </w:tabs>
+        <w:ind w:left="2070" w:hanging="360"/>
+      </w:pPr>
+    </w:lvl>
+    <w:lvl w:ilvl="3" w:tentative="1">
+      <w:start w:val="1"/>
+      <w:numFmt w:val="decimal"/>
+      <w:lvlText w:val="%4."/>
+      <w:lvlJc w:val="left"/>
+      <w:pPr>
+        <w:tabs>
+          <w:tab w:val="num" w:pos="2790"/>
+        </w:tabs>
+        <w:ind w:left="2790" w:hanging="360"/>
+      </w:pPr>
+    </w:lvl>
+    <w:lvl w:ilvl="4" w:tentative="1">
+      <w:start w:val="1"/>
+      <w:numFmt w:val="decimal"/>
+      <w:lvlText w:val="%5."/>
+      <w:lvlJc w:val="left"/>
+      <w:pPr>
+        <w:tabs>
+          <w:tab w:val="num" w:pos="3510"/>
+        </w:tabs>
+        <w:ind w:left="3510" w:hanging="360"/>
+      </w:pPr>
+    </w:lvl>
+    <w:lvl w:ilvl="5" w:tentative="1">
+      <w:start w:val="1"/>
+      <w:numFmt w:val="decimal"/>
+      <w:lvlText w:val="%6."/>
+      <w:lvlJc w:val="left"/>
+      <w:pPr>
+        <w:tabs>
+          <w:tab w:val="num" w:pos="4230"/>
+        </w:tabs>
+        <w:ind w:left="4230" w:hanging="360"/>
+      </w:pPr>
+    </w:lvl>
+    <w:lvl w:ilvl="6" w:tentative="1">
+      <w:start w:val="1"/>
+      <w:numFmt w:val="decimal"/>
+      <w:lvlText w:val="%7."/>
+      <w:lvlJc w:val="left"/>
+      <w:pPr>
+        <w:tabs>
+          <w:tab w:val="num" w:pos="4950"/>
+        </w:tabs>
+        <w:ind w:left="4950" w:hanging="360"/>
+      </w:pPr>
+    </w:lvl>
+    <w:lvl w:ilvl="7" w:tentative="1">
+      <w:start w:val="1"/>
+      <w:numFmt w:val="decimal"/>
+      <w:lvlText w:val="%8."/>
+      <w:lvlJc w:val="left"/>
+      <w:pPr>
+        <w:tabs>
+          <w:tab w:val="num" w:pos="5670"/>
+        </w:tabs>
+        <w:ind w:left="5670" w:hanging="360"/>
+      </w:pPr>
+    </w:lvl>
+    <w:lvl w:ilvl="8" w:tentative="1">
+      <w:start w:val="1"/>
+      <w:numFmt w:val="decimal"/>
+      <w:lvlText w:val="%9."/>
+      <w:lvlJc w:val="left"/>
+      <w:pPr>
+        <w:tabs>
+          <w:tab w:val="num" w:pos="6390"/>
+        </w:tabs>
+        <w:ind w:left="6390" w:hanging="360"/>
+      </w:pPr>
+    </w:lvl>
+  </w:abstractNum>
+  <w:abstractNum w:abstractNumId="2">
+    <w:nsid w:val="10B51D12"/>
+    <w:multiLevelType w:val="multilevel"/>
+    <w:tmpl w:val="BFF48E58"/>
+    <w:lvl w:ilvl="0">
+      <w:start w:val="1"/>
+      <w:numFmt w:val="decimal"/>
+      <w:lvlText w:val="%1."/>
+      <w:lvlJc w:val="left"/>
+      <w:pPr>
+        <w:tabs>
           <w:tab w:val="num" w:pos="720"/>
         </w:tabs>
         <w:ind w:left="720" w:hanging="360"/>
@@ -886,6 +1459,12 @@
     </w:lvl>
   </w:abstractNum>
   <w:num w:numId="1">
+    <w:abstractNumId w:val="1"/>
+  </w:num>
+  <w:num w:numId="2">
+    <w:abstractNumId w:val="2"/>
+  </w:num>
+  <w:num w:numId="3">
     <w:abstractNumId w:val="0"/>
   </w:num>
 </w:numbering>
@@ -1168,6 +1747,24 @@
       <w:bCs/>
     </w:rPr>
   </w:style>
+  <w:style w:type="paragraph" w:customStyle="1" w:styleId="w6asjqtextbase">
+    <w:name w:val="w6asjq_textbase"/>
+    <w:basedOn w:val="Normal"/>
+    <w:rsid w:val="008020F7"/>
+    <w:pPr>
+      <w:spacing w:before="100" w:beforeAutospacing="1" w:after="100" w:afterAutospacing="1" w:line="240" w:lineRule="auto"/>
+    </w:pPr>
+    <w:rPr>
+      <w:rFonts w:ascii="Times New Roman" w:eastAsia="Times New Roman" w:hAnsi="Times New Roman" w:cs="Times New Roman"/>
+      <w:sz w:val="24"/>
+      <w:szCs w:val="24"/>
+    </w:rPr>
+  </w:style>
+  <w:style w:type="character" w:customStyle="1" w:styleId="w6asjqtextbase1">
+    <w:name w:val="w6asjq_textbase1"/>
+    <w:basedOn w:val="DefaultParagraphFont"/>
+    <w:rsid w:val="008020F7"/>
+  </w:style>
 </w:styles>
 </file>
 
@@ -1447,6 +2044,24 @@
       <w:b/>
       <w:bCs/>
     </w:rPr>
+  </w:style>
+  <w:style w:type="paragraph" w:customStyle="1" w:styleId="w6asjqtextbase">
+    <w:name w:val="w6asjq_textbase"/>
+    <w:basedOn w:val="Normal"/>
+    <w:rsid w:val="008020F7"/>
+    <w:pPr>
+      <w:spacing w:before="100" w:beforeAutospacing="1" w:after="100" w:afterAutospacing="1" w:line="240" w:lineRule="auto"/>
+    </w:pPr>
+    <w:rPr>
+      <w:rFonts w:ascii="Times New Roman" w:eastAsia="Times New Roman" w:hAnsi="Times New Roman" w:cs="Times New Roman"/>
+      <w:sz w:val="24"/>
+      <w:szCs w:val="24"/>
+    </w:rPr>
+  </w:style>
+  <w:style w:type="character" w:customStyle="1" w:styleId="w6asjqtextbase1">
+    <w:name w:val="w6asjq_textbase1"/>
+    <w:basedOn w:val="DefaultParagraphFont"/>
+    <w:rsid w:val="008020F7"/>
   </w:style>
 </w:styles>
 </file>
@@ -1741,7 +2356,7 @@
 </file>
 
 <file path=customXml/itemProps1.xml><?xml version="1.0" encoding="utf-8"?>
-<ds:datastoreItem xmlns:ds="http://schemas.openxmlformats.org/officeDocument/2006/customXml" ds:itemID="{A7FF4969-1507-4D9D-8F93-96FF4B4A3E32}">
+<ds:datastoreItem xmlns:ds="http://schemas.openxmlformats.org/officeDocument/2006/customXml" ds:itemID="{A276FF80-1D8F-48BD-A862-CE4A0D3230ED}">
   <ds:schemaRefs>
     <ds:schemaRef ds:uri="http://schemas.openxmlformats.org/officeDocument/2006/bibliography"/>
   </ds:schemaRefs>
